--- a/swh/docx/01.content.docx
+++ b/swh/docx/01.content.docx
@@ -11,6 +11,15 @@
         <w:pStyle w:val="Heading2"/>
       </w:pPr>
       <w:r>
+        <w:t>Resource: Maelezo ya Masomo (Tyndale)</w:t>
+      </w:r>
+      <w:r/>
+    </w:p>
+    <w:p>
+      <w:pPr>
+        <w:pStyle w:val="Heading2"/>
+      </w:pPr>
+      <w:r>
         <w:t>License Information</w:t>
       </w:r>
       <w:r/>
@@ -21,7 +30,7 @@
         <w:rPr>
           <w:b/>
         </w:rPr>
-        <w:t>Study Notes (Tyndale)</w:t>
+        <w:t>Maelezo ya Masomo (Tyndale)</w:t>
       </w:r>
       <w:r>
         <w:t xml:space="preserve"> (Swahili) is based on</w:t>
@@ -74,7 +83,7 @@
         <w:pStyle w:val="Heading1"/>
       </w:pPr>
       <w:r>
-        <w:t>Study Notes (Tyndale)</w:t>
+        <w:t>Maelezo ya Masomo (Tyndale)</w:t>
       </w:r>
     </w:p>
     <w:p>
@@ -83,6 +92,51 @@
           <w:headerReference w:type="even" r:id="rId8"/>
           <w:headerReference w:type="default" r:id="rId9"/>
           <w:footerReference w:type="default" r:id="rId10"/>
+          <w:footnotePr>
+            <w:numRestart w:val="eachSect"/>
+          </w:footnotePr>
+          <w:type w:val="continuous"/>
+          <w:pgSz w:w="12240" w:h="15840" w:code="1"/>
+          <w:pgMar w:top="1440" w:right="1440" w:bottom="1440" w:left="1440" w:header="504" w:footer="504" w:gutter="0"/>
+          <w:cols w:space="708"/>
+          <w:titlePg/>
+          <w:docGrid w:linePitch="360"/>
+        </w:sectPr>
+      </w:pPr>
+    </w:p>
+    <w:p>
+      <w:r/>
+    </w:p>
+    <w:p>
+      <w:pPr>
+        <w:pStyle w:val="Heading2"/>
+      </w:pPr>
+      <w:r>
+        <w:t>GEN</w:t>
+      </w:r>
+      <w:r/>
+    </w:p>
+    <w:p>
+      <w:r/>
+      <w:r>
+        <w:rPr>
+          <w:i/>
+        </w:rPr>
+        <w:t>Mwanzo 1:1, Mwanzo 1:1–2.3, Mwanzo 1:2, Mwanzo 1:3, Mwanzo 1:3–13, Mwanzo 1:4, Mwanzo 1:5, Mwanzo 1:6–8, Mwanzo 1:9–10, Mwanzo 1:14, Mwanzo 1:14–31, Mwanzo 1:16, Mwanzo 1:21, Mwanzo 1:22, Mwanzo 1:26, Mwanzo 1:27, Mwanzo 1:28, Mwanzo 1:29–30, Mwanzo 1:31, Mwanzo 2:1–3, Mwanzo 2:3, Mwanzo 2:4, Mwanzo 2:4–25, Mwanzo 2:5, Mwanzo 2:6, Mwanzo 2:7, Mwanzo 2:8, Mwanzo 2:8–14, Mwanzo 2:9, Mwanzo 2:10, Mwanzo 2:10–14, Mwanzo 2:11, Mwanzo 2:12, Mwanzo 2:13, Mwanzo 2:14, Mwanzo 2:15, Mwanzo 2:17, Mwanzo 2:18, Mwanzo 2:18–23, Mwanzo 2:19–20, Mwanzo 2:23, Mwanzo 2:24, Mwanzo 2:25, Mwanzo 3:1, Mwanzo 3:1–24, Mwanzo 3:2–3, Mwanzo 3:4–5, Mwanzo 3:6, Mwanzo 3:7, Mwanzo 3:8, Mwanzo 3:9–10, Mwanzo 3:12, Mwanzo 3:13, Mwanzo 3:14, Mwanzo 3:14–19, Mwanzo 3:15, Mwanzo 3:16, Mwanzo 3:17–19, Mwanzo 3:20, Mwanzo 3:20–24, Mwanzo 3:21, Mwanzo 3:22, Mwanzo 3:23, Mwanzo 3:24, Mwanzo 4:1, Mwanzo 4:2, Mwanzo 4:3, Mwanzo 4:4–5, Mwanzo 4:7, Mwanzo 4:8, Mwanzo 4:9, Mwanzo 4:10, Mwanzo 4:11–12, Mwanzo 4:13–14, Mwanzo 4:15, Mwanzo 4:16, Mwanzo 4:17, Mwanzo 4:17–5.32, Mwanzo 4:18, Mwanzo 4:19, Mwanzo 4:20–22, Mwanzo 4:23–24, Mwanzo 4:25, Mwanzo 4:25–5.32, Mwanzo 4:26, Mwanzo 5:1, Mwanzo 5:1–2, Mwanzo 5:1–32, Mwanzo 5:2, Mwanzo 5:3, Mwanzo 5:5, Mwanzo 5:6, Mwanzo 5:22, Mwanzo 5:24, Mwanzo 5:27, Mwanzo 5:28–29, Mwanzo 6:1–2, Mwanzo 6:1–8, Mwanzo 6:3, Mwanzo 6:4, Mwanzo 6:5, Mwanzo 6:6, Mwanzo 6:7, Mwanzo 6:8, Mwanzo 6:9, Mwanzo 6:11–13, Mwanzo 6:14, Mwanzo 6:15, Mwanzo 6:16, Mwanzo 6:17, Mwanzo 6:18, Mwanzo 6:19–20, Mwanzo 7:2, Mwanzo 7:4, Mwanzo 7:6, Mwanzo 7:8, Mwanzo 7:11–12, Mwanzo 7:16, Mwanzo 7:17, Mwanzo 7:22, Mwanzo 8:1, Mwanzo 8:2, Mwanzo 8:4, Mwanzo 8:5, Mwanzo 8:7, Mwanzo 8:11, Mwanzo 8:13, Mwanzo 8:14, Mwanzo 8:17, Mwanzo 8:20, Mwanzo 8:21, Mwanzo 8:22, Mwanzo 9:1, Mwanzo 9:1–7, Mwanzo 9:2–3, Mwanzo 9:4, Mwanzo 9:5–6, Mwanzo 9:6, Mwanzo 9:7, Mwanzo 9:8–17, Mwanzo 9:9–10, Mwanzo 9:11, Mwanzo 9:12, Mwanzo 9:13–16, Mwanzo 9:18, Mwanzo 9:20–27, Mwanzo 9:21, Mwanzo 9:22, Mwanzo 9:25, Mwanzo 9:26, Mwanzo 9:27, Mwanzo 10:1, Mwanzo 10:1–11.9, Mwanzo 10:2, Mwanzo 10:2–32, Mwanzo 10:3, Mwanzo 10:4, Mwanzo 10:5, Mwanzo 10:6, Mwanzo 10:7, Mwanzo 10:8–12, Mwanzo 10:9, Mwanzo 10:10–12, Mwanzo 10:13–14, Mwanzo 10:15–18, Mwanzo 10:19, Mwanzo 10:21, Mwanzo 10:22, Mwanzo 10:23, Mwanzo 10:24, Mwanzo 10:25, Mwanzo 10:26–29, Mwanzo 10:26–32, Mwanzo 10:30, Mwanzo 11:1, Mwanzo 11:1–9, Mwanzo 11:2, Mwanzo 11:3, Mwanzo 11:4, Mwanzo 11:5, Mwanzo 11:6, Mwanzo 11:7, Mwanzo 11:8, Mwanzo 11:9, Mwanzo 11:10, Mwanzo 11:18, Mwanzo 11:27, Mwanzo 11:27–32, Mwanzo 11:27–25.11, Mwanzo 11:28, Mwanzo 11:29, Mwanzo 11:30, Mwanzo 11:31, Mwanzo 12:1, Mwanzo 12:1–3, Mwanzo 12:1–9, Mwanzo 12:2, Mwanzo 12:3, Mwanzo 12:4, Mwanzo 12:4–9, Mwanzo 12:5, Mwanzo 12:6–7, Mwanzo 12:7, Mwanzo 12:8, Mwanzo 12:8–9, Mwanzo 12:10, Mwanzo 12:10–13, Mwanzo 12:10–20, Mwanzo 12:13, Mwanzo 12:14–15, Mwanzo 12:14–16, Mwanzo 12:15, Mwanzo 12:17–19, Mwanzo 12:20, Mwanzo 13:1–7, Mwanzo 13:2, Mwanzo 13:5–7, Mwanzo 13:8, Mwanzo 13:8–13, Mwanzo 13:10, Mwanzo 13:11, Mwanzo 13:11–18, Mwanzo 13:13, Mwanzo 13:14–17, Mwanzo 13:18, Mwanzo 14:1, Mwanzo 14:1–2, Mwanzo 14:1–16, Mwanzo 14:4, Mwanzo 14:4–5, Mwanzo 14:5–8, Mwanzo 14:8–12, Mwanzo 14:13, Mwanzo 14:14, Mwanzo 14:14–16, Mwanzo 14:15, Mwanzo 14:17, Mwanzo 14:18, Mwanzo 14:19–20, Mwanzo 14:21–24, Mwanzo 14:22, Mwanzo 15:1, Mwanzo 15:1–21, Mwanzo 15:2–3, Mwanzo 15:4–6, Mwanzo 15:6, Mwanzo 15:7–21, Mwanzo 15:10, Mwanzo 15:11, Mwanzo 15:13, Mwanzo 15:13–16, Mwanzo 15:16, Mwanzo 15:17–18, Mwanzo 15:18–19, Mwanzo 16:1–3, Mwanzo 16:1–16, Mwanzo 16:4–6, Mwanzo 16:7, Mwanzo 16:8–12, Mwanzo 16:10–12, Mwanzo 16:11, Mwanzo 16:13, Mwanzo 16:14–15, Mwanzo 17:1, Mwanzo 17:1–27, Mwanzo 17:4–5, Mwanzo 17:6, Mwanzo 17:7–8, Mwanzo 17:9–14, Mwanzo 17:14, Mwanzo 17:15–16, Mwanzo 17:17–18, Mwanzo 17:19, Mwanzo 17:20–21, Mwanzo 17:23–27, Mwanzo 18:1–15, Mwanzo 18:2–8, Mwanzo 18:3, Mwanzo 18:9, Mwanzo 18:10, Mwanzo 18:13–15, Mwanzo 18:14, Mwanzo 18:16–33, Mwanzo 18:17–19, Mwanzo 18:20, Mwanzo 18:20–21, Mwanzo 18:22–33, Mwanzo 19:1, Mwanzo 19:1–14, Mwanzo 19:1–38, Mwanzo 19:4–5, Mwanzo 19:6–9, Mwanzo 19:9, Mwanzo 19:14, Mwanzo 19:15–23, Mwanzo 19:18–22, Mwanzo 19:23–25, Mwanzo 19:26, Mwanzo 19:29, Mwanzo 19:30–35, Mwanzo 19:30–38, Mwanzo 19:36–38, Mwanzo 20:1, Mwanzo 20:1–18, Mwanzo 20:2, Mwanzo 20:3, Mwanzo 20:3–7, Mwanzo 20:4–5, Mwanzo 20:6, Mwanzo 20:7, Mwanzo 20:8–10, Mwanzo 20:11–13, Mwanzo 20:14–16, Mwanzo 20:17–18, Mwanzo 21:1–2, Mwanzo 21:3–4, Mwanzo 21:5, Mwanzo 21:6, Mwanzo 21:6–7, Mwanzo 21:8–9, Mwanzo 21:8–21, Mwanzo 21:10, Mwanzo 21:11–13, Mwanzo 21:14–21, Mwanzo 21:16, Mwanzo 21:22–23, Mwanzo 21:22–34, Mwanzo 21:25, Mwanzo 21:27–31, Mwanzo 21:32, Mwanzo 21:33–34, Mwanzo 22:1, Mwanzo 22:1–2, Mwanzo 22:2, Mwanzo 22:3, Mwanzo 22:5, Mwanzo 22:7–8, Mwanzo 22:9–19, Mwanzo 22:11, Mwanzo 22:12, Mwanzo 22:13, Mwanzo 22:14, Mwanzo 22:15–19, Mwanzo 22:16, Mwanzo 22:17, Mwanzo 22:18–25.11, Mwanzo 22:20, Mwanzo 22:20–24, Mwanzo 22:21, Mwanzo 22:22–23, Mwanzo 23:1–2, Mwanzo 23:1–20, Mwanzo 23:3–4, Mwanzo 23:5–6, Mwanzo 23:7–16, Mwanzo 23:9, Mwanzo 23:11, Mwanzo 23:12–13, Mwanzo 23:15, Mwanzo 23:16–20, Mwanzo 24:1–9, Mwanzo 24:1–67, Mwanzo 24:2, Mwanzo 24:3, Mwanzo 24:6–8, Mwanzo 24:10, Mwanzo 24:10–27, Mwanzo 24:10–60, Mwanzo 24:14, Mwanzo 24:15–22, Mwanzo 24:22, Mwanzo 24:23–24, Mwanzo 24:25, Mwanzo 24:26, Mwanzo 24:27, Mwanzo 24:29–31, Mwanzo 24:33–48, Mwanzo 24:48, Mwanzo 24:50–51, Mwanzo 24:53, Mwanzo 24:54–56, Mwanzo 24:57–58, Mwanzo 24:60, Mwanzo 24:62, Mwanzo 24:67, Mwanzo 25:1, Mwanzo 25:1–11, Mwanzo 25:2–4, Mwanzo 25:3, Mwanzo 25:5–6, Mwanzo 25:7–8, Mwanzo 25:11, Mwanzo 25:12–18, Mwanzo 25:16, Mwanzo 25:18, Mwanzo 25:19–20, Mwanzo 25:19–26, Mwanzo 25:19–35.29, Mwanzo 25:21, Mwanzo 25:22, Mwanzo 25:23, Mwanzo 25:24–26, Mwanzo 25:25, Mwanzo 25:26, Mwanzo 25:27, Mwanzo 25:27–34, Mwanzo 25:28, Mwanzo 25:29, Mwanzo 25:30, Mwanzo 25:31–33, Mwanzo 25:33–34, Mwanzo 26:1, Mwanzo 26:1–35, Mwanzo 26:2–5, Mwanzo 26:6–11, Mwanzo 26:8, Mwanzo 26:10–11, Mwanzo 26:12–13, Mwanzo 26:14–16, Mwanzo 26:17–22, Mwanzo 26:23–25, Mwanzo 26:26–33, Mwanzo 26:33, Mwanzo 26:34–35, Mwanzo 27:1–4, Mwanzo 27:1–40, Mwanzo 27:3–4, Mwanzo 27:5, Mwanzo 27:5–17, Mwanzo 27:11–12, Mwanzo 27:18–20, Mwanzo 27:18–29, Mwanzo 27:20–27, Mwanzo 27:30–40, Mwanzo 27:33, Mwanzo 27:34–35, Mwanzo 27:36, Mwanzo 27:37, Mwanzo 27:39–40, Mwanzo 27:41–45, Mwanzo 27:42–33.17, Mwanzo 27:46, Mwanzo 28:1–2, Mwanzo 28:3–5, Mwanzo 28:6–9, Mwanzo 28:10–22, Mwanzo 28:11, Mwanzo 28:12–13, Mwanzo 28:12–15, Mwanzo 28:14, Mwanzo 28:15, Mwanzo 28:16–22, Mwanzo 28:18, Mwanzo 28:19, Mwanzo 28:20–22, Mwanzo 28:22, Mwanzo 29:1, Mwanzo 29:1–31.55, Mwanzo 29:2–12, Mwanzo 29:10, Mwanzo 29:11, Mwanzo 29:14, Mwanzo 29:14–30, Mwanzo 29:18, Mwanzo 29:23–26, Mwanzo 29:28–30, Mwanzo 29:30, Mwanzo 29:31–35, Mwanzo 29:31–30.24, Mwanzo 29:32, Mwanzo 29:33, Mwanzo 29:34, Mwanzo 29:35, Mwanzo 30:1–2, Mwanzo 30:1–8, Mwanzo 30:3–4, Mwanzo 30:5–6, Mwanzo 30:7–8, Mwanzo 30:9, Mwanzo 30:10–13, Mwanzo 30:14–17, Mwanzo 30:18, Mwanzo 30:19–20, Mwanzo 30:21, Mwanzo 30:22–24, Mwanzo 30:25–34, Mwanzo 30:27, Mwanzo 30:30–33, Mwanzo 30:32, Mwanzo 30:34–36, Mwanzo 30:37, Mwanzo 30:37–43, Mwanzo 30:42, Mwanzo 30:43, Mwanzo 31:1–2, Mwanzo 31:1–21, Mwanzo 31:3, Mwanzo 31:4–13, Mwanzo 31:14–16, Mwanzo 31:17–21, Mwanzo 31:19–20, Mwanzo 31:21, Mwanzo 31:22–23, Mwanzo 31:24, Mwanzo 31:25–30, Mwanzo 31:32, Mwanzo 31:33–35, Mwanzo 31:36–42, Mwanzo 31:40, Mwanzo 31:42, Mwanzo 31:43–44, Mwanzo 31:45–48, Mwanzo 31:49, Mwanzo, Mwanzo 32:1, Mwanzo 32:2, Mwanzo 32:3–5, Mwanzo 32:7–8, Mwanzo 32:9–12, Mwanzo 32:13–21, Mwanzo 32:22–24, Mwanzo 32:22–32, Mwanzo 32:24, Mwanzo 32:25, Mwanzo 32:26, Mwanzo 32:27, Mwanzo 32:28, Mwanzo 32:29, Mwanzo 32:30, Mwanzo 32:31, Mwanzo 32:32, Mwanzo 33:1–2, Mwanzo 33:1–17, Mwanzo 33:3–13, Mwanzo 33:4, Mwanzo 33:5, Mwanzo 33:7, Mwanzo 33:10, Mwanzo 33:11, Mwanzo 33:12–15, Mwanzo 33:16–17, Mwanzo 33:18–20, Mwanzo 33:20, Mwanzo 34:1–2, Mwanzo 34:1–31, Mwanzo 34:3–4, Mwanzo 34:5–7, Mwanzo 34:8–10, Mwanzo 34:13–17, Mwanzo 34:18–24, Mwanzo 34:25–29, Mwanzo 34:30, Mwanzo 35:1–7, Mwanzo 35:1–29, Mwanzo 35:2–4, Mwanzo 35:3, Mwanzo 35:5, Mwanzo 35:6–7, Mwanzo 35:9–15, Mwanzo 35:11–12, Mwanzo 35:14–15, Mwanzo 35:16–20, Mwanzo 35:18, Mwanzo 35:19, Mwanzo 35:20, Mwanzo 35:22, Mwanzo 35:23–26, Mwanzo 35:27–29, Mwanzo 36:1–8, Mwanzo 36:1–43, Mwanzo 36:2, Mwanzo 36:2–3, Mwanzo 36:7–8, Mwanzo 36:9–14, Mwanzo 36:9–43, Mwanzo 36:15–19, Mwanzo 36:20–30, Mwanzo 36:31, Mwanzo 36:31–39, Mwanzo 36:40–43, Mwanzo 37:1, Mwanzo 37:2, Mwanzo 37:2–50.26, Mwanzo 37:3, Mwanzo 37:4, Mwanzo 37:5–11, Mwanzo 37:7, Mwanzo 37:8, Mwanzo 37:9, Mwanzo 37:10, Mwanzo 37:11, Mwanzo 37:12–13, Mwanzo 37:14–17, Mwanzo 37:18–20, Mwanzo 37:21–24, Mwanzo 37:23, Mwanzo 37:25–28, Mwanzo 37:26, Mwanzo 37:28, Mwanzo 37:29–30, Mwanzo 37:31–35, Mwanzo 37:32, Mwanzo 37:33, Mwanzo 37:34–35, Mwanzo 37:36, Mwanzo 38:1–30, Mwanzo 38:7, Mwanzo 38:7–10, Mwanzo 38:8, Mwanzo 38:9–10, Mwanzo 38:11, Mwanzo 38:12–13, Mwanzo 38:14–19, Mwanzo 38:17, Mwanzo 38:18, Mwanzo 38:20–23, Mwanzo 38:24–26, Mwanzo 38:26, Mwanzo 38:27–30, Mwanzo 38:29–30, Mwanzo 39:1–23, Mwanzo 39:1–47.31, Mwanzo 39:2, Mwanzo 39:5, Mwanzo 39:6–10, Mwanzo 39:14, Mwanzo 39:19–20, Mwanzo 39:21–23, Mwanzo 40:1–4, Mwanzo 40:1–23, Mwanzo 40:5–8, Mwanzo 40:9–19, Mwanzo 40:14–15, Mwanzo 40:20–22, Mwanzo 40:23, Mwanzo 41:1–4, Mwanzo 41:1–46, Mwanzo 41:5–7, Mwanzo 41:8, Mwanzo 41:9–13, Mwanzo 41:14–15, Mwanzo 41:16, Mwanzo 41:17–24, Mwanzo 41:25–32, Mwanzo 41:32, Mwanzo 41:33–36, Mwanzo 41:37–40, Mwanzo 41:41–46, Mwanzo 41:42, Mwanzo 41:43–44, Mwanzo 41:45, Mwanzo 41:46, Mwanzo 41:47–57, Mwanzo 41:50–52, Mwanzo 41:53–57, Mwanzo 42:1–44.34, Mwanzo 42:1–47.31, Mwanzo 42:4, Mwanzo 42:6–7, Mwanzo 42:8, Mwanzo 42:9, Mwanzo 42:11, Mwanzo 42:15–17, Mwanzo 42:18–20, Mwanzo 42:21–23, Mwanzo 42:22, Mwanzo 42:24, Mwanzo 42:25, Mwanzo 42:25–28, Mwanzo 42:28, Mwanzo 42:29–34, Mwanzo 42:36, Mwanzo 42:37, Mwanzo 42:38, Mwanzo 43:1–7, Mwanzo 43:8–10, Mwanzo 43:11–13, Mwanzo 43:13–14, Mwanzo 43:16, Mwanzo 43:18, Mwanzo 43:19–22, Mwanzo 43:24, Mwanzo 43:26, Mwanzo 43:29, Mwanzo 43:30, Mwanzo 43:33, Mwanzo 43:34, Mwanzo 44:1–34, Mwanzo 44:2, Mwanzo 44:5, Mwanzo 44:9–10, Mwanzo 44:11–12, Mwanzo 44:13, Mwanzo 44:14, Mwanzo 44:16, Mwanzo 44:18–34, Mwanzo 44:32–34, Mwanzo 45:1–15, Mwanzo 45:2, Mwanzo 45:3, Mwanzo 45:5–8, Mwanzo 45:9–13, Mwanzo 45:10, Mwanzo 45:14–15, Mwanzo 45:16–25, Mwanzo 45:16–47:12, Mwanzo 45:24, Mwanzo 45:26–28, Mwanzo 45:27, Mwanzo 46:1, Mwanzo 46:1–4, Mwanzo 46:2–4, Mwanzo 46:4, Mwanzo 46:8–27, Mwanzo 46:20, Mwanzo 46:26, Mwanzo 46:27, Mwanzo 46:28–34, Mwanzo 46:29, Mwanzo 46:30, Mwanzo 46:34, Mwanzo 47:1, Mwanzo 47:1–6, Mwanzo 47:7–10, Mwanzo 47:13–26, Mwanzo 47:21, Mwanzo 47:27, Mwanzo 47:29–31, Mwanzo 47:31, Mwanzo 48:1–22, Mwanzo 48:3–4, Mwanzo 48:5–7, Mwanzo 48:10, Mwanzo 48:14, Mwanzo 48:15–16, Mwanzo 48:17–19, Mwanzo 48:22, Mwanzo 49:1–2, Mwanzo 49:1–28, Mwanzo 49:3–4, Mwanzo 49:5–7, Mwanzo 49:8–12, Mwanzo 49:10, Mwanzo 49:11–12, Mwanzo 49:13, Mwanzo 49:14–15, Mwanzo 49:16–17, Mwanzo 49:18, Mwanzo 49:19, Mwanzo 49:20, Mwanzo 49:21, Mwanzo 49:22–26, Mwanzo 49:24–26, Mwanzo 49:25, Mwanzo 49:26, Mwanzo 49:27, Mwanzo 49:28, Mwanzo 49:29–33, Mwanzo 49:33, Mwanzo 50:1–6, Mwanzo 50:2, Mwanzo 50:3, Mwanzo 50:4–6, Mwanzo 50:7–9, Mwanzo 50:10–13, Mwanzo 50:15–18, Mwanzo 50:19–21, Mwanzo 50:22–23, Mwanzo 50:23, Mwanzo 50:24–25, Mwanzo 50:26</w:t>
+      </w:r>
+      <w:r/>
+    </w:p>
+    <w:p>
+      <w:r/>
+      <w:r>
+        <w:t xml:space="preserve"> </w:t>
+      </w:r>
+      <w:r/>
+      <w:r/>
+    </w:p>
+    <w:p>
+      <w:pPr>
+        <w:sectPr>
           <w:footnotePr>
             <w:numRestart w:val="eachSect"/>
           </w:footnotePr>

--- a/swh/docx/01.content.docx
+++ b/swh/docx/01.content.docx
@@ -150,19 +150,6 @@
           <w:lang w:val="sw_KE" w:bidi="sw_KE"/>
         </w:rPr>
         <w:t>GEN</w:t>
-      </w:r>
-      <w:r>
-        <w:rPr>
-          <w:lang w:val="sw_KE" w:bidi="sw_KE"/>
-        </w:rPr>
-      </w:r>
-    </w:p>
-    <w:p>
-      <w:pPr/>
-      <w:r>
-        <w:rPr>
-          <w:lang w:val="sw_KE" w:bidi="sw_KE"/>
-        </w:rPr>
       </w:r>
       <w:r>
         <w:rPr>

--- a/swh/docx/01.content.docx
+++ b/swh/docx/01.content.docx
@@ -19,7 +19,7 @@
         <w:rPr>
           <w:lang w:val="sw_KE" w:bidi="sw_KE"/>
         </w:rPr>
-        <w:t>Resource: Maelezo ya Masomo (Tyndale)</w:t>
+        <w:t>Resource: Tyndale Open Study Notes</w:t>
       </w:r>
       <w:r>
         <w:rPr>
@@ -112,7 +112,7 @@
         <w:rPr>
           <w:lang w:val="sw_KE" w:bidi="sw_KE"/>
         </w:rPr>
-        <w:t>Maelezo ya Masomo (Tyndale)</w:t>
+        <w:t>Tyndale Open Study Notes</w:t>
       </w:r>
     </w:p>
     <w:p>

--- a/swh/docx/01.content.docx
+++ b/swh/docx/01.content.docx
@@ -34600,7 +34600,7 @@
         <w:rPr>
           <w:lang w:val="sw_KE" w:bidi="sw_KE"/>
         </w:rPr>
-        <w:t>). Katika matukio yote mawili, Mungu alilinda ndoa ya Abrahamu na Sara katika usafi kwa ajili ya ahadi za agano. Kushiriki katika mpango wa Mungu kunahitaji kujitenga na ufisadi wa kidunia. • Hadithi hii ilitokea katika Nchi ya Ahadi; ilionyesha Waisraeli jinsi Mungu alivyoingilia kati maisha ya watu kutimiza mpango wake, jinsi Mungu aliendelea kuwalinda dhidi ya vitisho kutoka kwa makabila mengine, na jinsi Mungu alivyotumia watu wake waliochaguliwa kuongoza uhusiano wake na mataifa. • Mungu kuzuia uharibifu wa ndoa ya Abrahamu kwa uzinzi kuliwakumbusha Waisraeli kuweka ndoa zao safi kimaadili na kikabila (</w:t>
+        <w:t>). Katika matukio yote mawili, Mungu alilinda ndoa ya Abrahamu na Sara katika usafi kwa ajili ya ahadi za agano. Kushiriki katika mpango wa Mungu kunahitaji kujitenga na ufisadi wa kidunia. • Hadithi hii ilitokea katika Nchi ya Ahadi; ilionyesha Waisraeli jinsi Mungu alivyoingilia kati maisha ya watu kutimiza mpango wake, jinsi Mungu aliendelea kuwalinda dhidi ya vitisho kutoka kwa makabila mengine, na jinsi Mungu alivyotumia watu wake waliochaguliwa kuongoza uhusiano wake na mataifa. • Kwa kuzuia uzinzi usiharibu ndoa ya Ibrahimu, Mungu aliwakumbusha Waisraeli wasioe au kuolewa na watu ambao wangewapotosha na kuwaondoa kwa Bwana.(</w:t>
       </w:r>
       <w:hyperlink r:id="rId816">
         <w:r>

--- a/swh/docx/01.content.docx
+++ b/swh/docx/01.content.docx
@@ -19,7 +19,7 @@
         <w:rPr>
           <w:lang w:val="sw_KE" w:bidi="sw_KE"/>
         </w:rPr>
-        <w:t>Resource: Tyndale Open Study Notes</w:t>
+        <w:t>Resource: Aquifer Open Study Notes</w:t>
       </w:r>
       <w:r>
         <w:rPr>
@@ -112,7 +112,7 @@
         <w:rPr>
           <w:lang w:val="sw_KE" w:bidi="sw_KE"/>
         </w:rPr>
-        <w:t>Tyndale Open Study Notes</w:t>
+        <w:t>Aquifer Open Study Notes</w:t>
       </w:r>
     </w:p>
     <w:p>
